--- a/sample/chapter-one-sample.docx
+++ b/sample/chapter-one-sample.docx
@@ -4,7 +4,7 @@
   <w:body>
     <w:p>
       <w:pPr>
-        <w:spacing w:after="120" w:before="2030"/>
+        <w:spacing w:after="120" w:before="3720"/>
         <w:jc w:val="center"/>
       </w:pPr>
       <w:r>
@@ -70,7 +70,7 @@
     </w:p>
     <w:p>
       <w:pPr>
-        <w:framePr w:dropCap="drop" w:w="800" w:h="800" w:hAnchor="text" w:vAnchor="text" w:hRule="auto" w:xAlign="left" w:yAlign="top" w:lines="3"/>
+        <w:framePr w:dropCap="drop" w:w="800" w:h="800" w:hAnchor="text" w:vAnchor="text" w:hRule="auto" w:xAlign="left" w:yAlign="top" w:lines="3" w:wrap="around"/>
       </w:pPr>
       <w:r>
         <w:rPr>
